--- a/Writing/Sentences.docx
+++ b/Writing/Sentences.docx
@@ -17,9 +17,10 @@
       <w:r>
         <w:rPr>
           <w:rFonts w:hint="default"/>
-          <w:lang w:val="en-US"/>
-        </w:rPr>
-        <w:t>Keep trying although the result comes late.</w:t>
+          <w:color w:val="FF0000"/>
+          <w:lang w:val="en-US"/>
+        </w:rPr>
+        <w:t>Keep trying even if the results are slow to come</w:t>
       </w:r>
     </w:p>
     <w:p>
@@ -151,15 +152,17 @@
         <w:jc w:val="both"/>
         <w:rPr>
           <w:rFonts w:hint="default"/>
-          <w:lang w:val="en-US"/>
-        </w:rPr>
-      </w:pPr>
-      <w:r>
-        <w:rPr>
-          <w:rFonts w:hint="default"/>
-          <w:lang w:val="en-US"/>
-        </w:rPr>
-        <w:t>It starts being dark</w:t>
+          <w:color w:val="FF0000"/>
+          <w:lang w:val="en-US"/>
+        </w:rPr>
+      </w:pPr>
+      <w:r>
+        <w:rPr>
+          <w:rFonts w:hint="default"/>
+          <w:color w:val="FF0000"/>
+          <w:lang w:val="en-US"/>
+        </w:rPr>
+        <w:t>It starts to get dark</w:t>
       </w:r>
     </w:p>
     <w:p>
@@ -299,7 +302,22 @@
           <w:rFonts w:hint="default"/>
           <w:lang w:val="en-US"/>
         </w:rPr>
-        <w:t>She spent the whole morning preparing the presentation</w:t>
+        <w:t xml:space="preserve">She spent the whole morning </w:t>
+      </w:r>
+      <w:r>
+        <w:rPr>
+          <w:rFonts w:hint="default"/>
+          <w:color w:val="FF0000"/>
+          <w:lang w:val="en-US"/>
+        </w:rPr>
+        <w:t xml:space="preserve">preparing </w:t>
+      </w:r>
+      <w:r>
+        <w:rPr>
+          <w:rFonts w:hint="default"/>
+          <w:lang w:val="en-US"/>
+        </w:rPr>
+        <w:t>the presentation</w:t>
       </w:r>
     </w:p>
     <w:p>
@@ -359,7 +377,7 @@
           <w:rFonts w:hint="default"/>
           <w:lang w:val="en-US"/>
         </w:rPr>
-        <w:t>The teacher asks us to submit our coursework on Friday</w:t>
+        <w:t>The teacher told us to submit our coursework on Friday</w:t>
       </w:r>
     </w:p>
     <w:p>
@@ -399,47 +417,56 @@
           <w:rFonts w:hint="default"/>
           <w:lang w:val="en-US"/>
         </w:rPr>
-        <w:t>Her parents does not allow her to drive alone</w:t>
-      </w:r>
-    </w:p>
-    <w:p>
-      <w:pPr>
-        <w:numPr>
-          <w:ilvl w:val="0"/>
-          <w:numId w:val="1"/>
-        </w:numPr>
-        <w:jc w:val="both"/>
-        <w:rPr>
-          <w:rFonts w:hint="default"/>
-          <w:lang w:val="en-US"/>
-        </w:rPr>
-      </w:pPr>
-      <w:r>
-        <w:rPr>
-          <w:rFonts w:hint="default"/>
-          <w:lang w:val="en-US"/>
-        </w:rPr>
-        <w:t>That movie makes me think very much</w:t>
-      </w:r>
-    </w:p>
-    <w:p>
-      <w:pPr>
-        <w:numPr>
-          <w:ilvl w:val="0"/>
-          <w:numId w:val="1"/>
-        </w:numPr>
-        <w:jc w:val="both"/>
-        <w:rPr>
-          <w:rFonts w:hint="default"/>
-          <w:lang w:val="en-US"/>
-        </w:rPr>
-      </w:pPr>
-      <w:r>
-        <w:rPr>
-          <w:rFonts w:hint="default"/>
-          <w:lang w:val="en-US"/>
-        </w:rPr>
-        <w:t>The noise makes us have to close the window</w:t>
+        <w:t>Her parents do not allow her to drive alone</w:t>
+      </w:r>
+    </w:p>
+    <w:p>
+      <w:pPr>
+        <w:numPr>
+          <w:ilvl w:val="0"/>
+          <w:numId w:val="1"/>
+        </w:numPr>
+        <w:jc w:val="both"/>
+        <w:rPr>
+          <w:rFonts w:hint="default"/>
+          <w:color w:val="FF0000"/>
+          <w:lang w:val="en-US"/>
+        </w:rPr>
+      </w:pPr>
+      <w:r>
+        <w:rPr>
+          <w:rFonts w:hint="default"/>
+          <w:lang w:val="en-US"/>
+        </w:rPr>
+        <w:t xml:space="preserve">That movie makes me think </w:t>
+      </w:r>
+      <w:r>
+        <w:rPr>
+          <w:rFonts w:hint="default"/>
+          <w:color w:val="FF0000"/>
+          <w:lang w:val="en-US"/>
+        </w:rPr>
+        <w:t>a lot</w:t>
+      </w:r>
+    </w:p>
+    <w:p>
+      <w:pPr>
+        <w:numPr>
+          <w:ilvl w:val="0"/>
+          <w:numId w:val="1"/>
+        </w:numPr>
+        <w:jc w:val="both"/>
+        <w:rPr>
+          <w:rFonts w:hint="default"/>
+          <w:lang w:val="en-US"/>
+        </w:rPr>
+      </w:pPr>
+      <w:r>
+        <w:rPr>
+          <w:rFonts w:hint="default"/>
+          <w:lang w:val="en-US"/>
+        </w:rPr>
+        <w:t>The noise makes us close the window</w:t>
       </w:r>
     </w:p>
     <w:p>
@@ -479,7 +506,7 @@
           <w:rFonts w:hint="default"/>
           <w:lang w:val="en-US"/>
         </w:rPr>
-        <w:t>She lets the chilren play in the yard</w:t>
+        <w:t>She lets the children play in the yard</w:t>
       </w:r>
     </w:p>
     <w:p>
@@ -539,27 +566,27 @@
           <w:rFonts w:hint="default"/>
           <w:lang w:val="en-US"/>
         </w:rPr>
-        <w:t>Fear should not prevent you from trying new</w:t>
-      </w:r>
-    </w:p>
-    <w:p>
-      <w:pPr>
-        <w:numPr>
-          <w:ilvl w:val="0"/>
-          <w:numId w:val="1"/>
-        </w:numPr>
-        <w:jc w:val="both"/>
-        <w:rPr>
-          <w:rFonts w:hint="default"/>
-          <w:lang w:val="en-US"/>
-        </w:rPr>
-      </w:pPr>
-      <w:r>
-        <w:rPr>
-          <w:rFonts w:hint="default"/>
-          <w:lang w:val="en-US"/>
-        </w:rPr>
-        <w:t>New law prevents companies from collecting data illegally</w:t>
+        <w:t>Fear should not prevent you from trying new things</w:t>
+      </w:r>
+    </w:p>
+    <w:p>
+      <w:pPr>
+        <w:numPr>
+          <w:ilvl w:val="0"/>
+          <w:numId w:val="1"/>
+        </w:numPr>
+        <w:jc w:val="both"/>
+        <w:rPr>
+          <w:rFonts w:hint="default"/>
+          <w:lang w:val="en-US"/>
+        </w:rPr>
+      </w:pPr>
+      <w:r>
+        <w:rPr>
+          <w:rFonts w:hint="default"/>
+          <w:lang w:val="en-US"/>
+        </w:rPr>
+        <w:t>The new law prevents companies from collecting data illegally</w:t>
       </w:r>
     </w:p>
     <w:p>
@@ -619,27 +646,27 @@
           <w:rFonts w:hint="default"/>
           <w:lang w:val="en-US"/>
         </w:rPr>
-        <w:t>The boy is afraid of staying at home alone</w:t>
-      </w:r>
-    </w:p>
-    <w:p>
-      <w:pPr>
-        <w:numPr>
-          <w:ilvl w:val="0"/>
-          <w:numId w:val="1"/>
-        </w:numPr>
-        <w:jc w:val="both"/>
-        <w:rPr>
-          <w:rFonts w:hint="default"/>
-          <w:lang w:val="en-US"/>
-        </w:rPr>
-      </w:pPr>
-      <w:r>
-        <w:rPr>
-          <w:rFonts w:hint="default"/>
-          <w:lang w:val="en-US"/>
-        </w:rPr>
-        <w:t>I am afraid to say the truth to her</w:t>
+        <w:t>The boy is afraid of being home alone</w:t>
+      </w:r>
+    </w:p>
+    <w:p>
+      <w:pPr>
+        <w:numPr>
+          <w:ilvl w:val="0"/>
+          <w:numId w:val="1"/>
+        </w:numPr>
+        <w:jc w:val="both"/>
+        <w:rPr>
+          <w:rFonts w:hint="default"/>
+          <w:lang w:val="en-US"/>
+        </w:rPr>
+      </w:pPr>
+      <w:r>
+        <w:rPr>
+          <w:rFonts w:hint="default"/>
+          <w:lang w:val="en-US"/>
+        </w:rPr>
+        <w:t>I am afraid to tell her the truth</w:t>
       </w:r>
     </w:p>
     <w:p>
@@ -679,27 +706,29 @@
           <w:rFonts w:hint="default"/>
           <w:lang w:val="en-US"/>
         </w:rPr>
-        <w:t>I feel annoyed about that decision</w:t>
-      </w:r>
-    </w:p>
-    <w:p>
-      <w:pPr>
-        <w:numPr>
-          <w:ilvl w:val="0"/>
-          <w:numId w:val="1"/>
-        </w:numPr>
-        <w:jc w:val="both"/>
-        <w:rPr>
-          <w:rFonts w:hint="default"/>
-          <w:lang w:val="en-US"/>
-        </w:rPr>
-      </w:pPr>
-      <w:r>
-        <w:rPr>
-          <w:rFonts w:hint="default"/>
-          <w:lang w:val="en-US"/>
-        </w:rPr>
-        <w:t>This room looks smaller than in the picture</w:t>
+        <w:t>She feels annoyed about that decision</w:t>
+      </w:r>
+    </w:p>
+    <w:p>
+      <w:pPr>
+        <w:numPr>
+          <w:ilvl w:val="0"/>
+          <w:numId w:val="1"/>
+        </w:numPr>
+        <w:jc w:val="both"/>
+        <w:rPr>
+          <w:rFonts w:hint="default"/>
+          <w:color w:val="FF0000"/>
+          <w:lang w:val="en-US"/>
+        </w:rPr>
+      </w:pPr>
+      <w:r>
+        <w:rPr>
+          <w:rFonts w:hint="default"/>
+          <w:color w:val="FF0000"/>
+          <w:lang w:val="en-US"/>
+        </w:rPr>
+        <w:t>This room looks smaller than it does in the picture</w:t>
       </w:r>
     </w:p>
     <w:p>
@@ -799,22 +828,22 @@
           <w:rFonts w:hint="default"/>
           <w:lang w:val="en-US"/>
         </w:rPr>
-        <w:t xml:space="preserve">Imagine that everybode was angry </w:t>
-      </w:r>
-      <w:r>
-        <w:rPr>
-          <w:rFonts w:hint="default"/>
-          <w:color w:val="FF0000"/>
-          <w:lang w:val="en-US"/>
-        </w:rPr>
-        <w:t xml:space="preserve">of </w:t>
-      </w:r>
-      <w:r>
-        <w:rPr>
-          <w:rFonts w:hint="default"/>
-          <w:lang w:val="en-US"/>
-        </w:rPr>
-        <w:t>you</w:t>
+        <w:t xml:space="preserve">I imagined that everyone was angry </w:t>
+      </w:r>
+      <w:r>
+        <w:rPr>
+          <w:rFonts w:hint="default"/>
+          <w:color w:val="FF0000"/>
+          <w:lang w:val="en-US"/>
+        </w:rPr>
+        <w:t xml:space="preserve">with </w:t>
+      </w:r>
+      <w:r>
+        <w:rPr>
+          <w:rFonts w:hint="default"/>
+          <w:lang w:val="en-US"/>
+        </w:rPr>
+        <w:t>me</w:t>
       </w:r>
     </w:p>
     <w:p>
@@ -846,15 +875,24 @@
         <w:jc w:val="both"/>
         <w:rPr>
           <w:rFonts w:hint="default"/>
-          <w:lang w:val="en-US"/>
-        </w:rPr>
-      </w:pPr>
-      <w:r>
-        <w:rPr>
-          <w:rFonts w:hint="default"/>
-          <w:lang w:val="en-US"/>
-        </w:rPr>
-        <w:t>They used to believe that the project will be failed</w:t>
+          <w:color w:val="FF0000"/>
+          <w:lang w:val="en-US"/>
+        </w:rPr>
+      </w:pPr>
+      <w:r>
+        <w:rPr>
+          <w:rFonts w:hint="default"/>
+          <w:lang w:val="en-US"/>
+        </w:rPr>
+        <w:t xml:space="preserve">They used to believe that the project </w:t>
+      </w:r>
+      <w:r>
+        <w:rPr>
+          <w:rFonts w:hint="default"/>
+          <w:color w:val="FF0000"/>
+          <w:lang w:val="en-US"/>
+        </w:rPr>
+        <w:t>would fail</w:t>
       </w:r>
     </w:p>
     <w:p>
@@ -914,7 +952,7 @@
           <w:rFonts w:hint="default"/>
           <w:lang w:val="en-US"/>
         </w:rPr>
-        <w:t>I am exhausted from being anxious/nervous/worried constantly</w:t>
+        <w:t>I am exhausted from worrying constantly</w:t>
       </w:r>
     </w:p>
     <w:p>
@@ -994,27 +1032,27 @@
           <w:rFonts w:hint="default"/>
           <w:lang w:val="en-US"/>
         </w:rPr>
-        <w:t>For the first time, I speeched in front of a large crowd</w:t>
-      </w:r>
-    </w:p>
-    <w:p>
-      <w:pPr>
-        <w:numPr>
-          <w:ilvl w:val="0"/>
-          <w:numId w:val="1"/>
-        </w:numPr>
-        <w:jc w:val="both"/>
-        <w:rPr>
-          <w:rFonts w:hint="default"/>
-          <w:lang w:val="en-US"/>
-        </w:rPr>
-      </w:pPr>
-      <w:r>
-        <w:rPr>
-          <w:rFonts w:hint="default"/>
-          <w:lang w:val="en-US"/>
-        </w:rPr>
-        <w:t>He travelled for the first time last year</w:t>
+        <w:t>For the first time, I spoke in front of a large crowd</w:t>
+      </w:r>
+    </w:p>
+    <w:p>
+      <w:pPr>
+        <w:numPr>
+          <w:ilvl w:val="0"/>
+          <w:numId w:val="1"/>
+        </w:numPr>
+        <w:jc w:val="both"/>
+        <w:rPr>
+          <w:rFonts w:hint="default"/>
+          <w:lang w:val="en-US"/>
+        </w:rPr>
+      </w:pPr>
+      <w:r>
+        <w:rPr>
+          <w:rFonts w:hint="default"/>
+          <w:lang w:val="en-US"/>
+        </w:rPr>
+        <w:t>He travelled alone for the first time last year</w:t>
       </w:r>
     </w:p>
     <w:p>
@@ -1114,7 +1152,37 @@
           <w:rFonts w:hint="default"/>
           <w:lang w:val="en-US"/>
         </w:rPr>
-        <w:t>I often listened to podcast while walking</w:t>
+        <w:t xml:space="preserve">I often </w:t>
+      </w:r>
+      <w:r>
+        <w:rPr>
+          <w:rFonts w:hint="default"/>
+          <w:color w:val="FF0000"/>
+          <w:lang w:val="en-US"/>
+        </w:rPr>
+        <w:t xml:space="preserve">listen </w:t>
+      </w:r>
+      <w:r>
+        <w:rPr>
+          <w:rFonts w:hint="default"/>
+          <w:lang w:val="en-US"/>
+        </w:rPr>
+        <w:t xml:space="preserve">to </w:t>
+      </w:r>
+      <w:r>
+        <w:rPr>
+          <w:rFonts w:hint="default"/>
+          <w:color w:val="FF0000"/>
+          <w:lang w:val="en-US"/>
+        </w:rPr>
+        <w:t xml:space="preserve">podcasts </w:t>
+      </w:r>
+      <w:r>
+        <w:rPr>
+          <w:rFonts w:hint="default"/>
+          <w:lang w:val="en-US"/>
+        </w:rPr>
+        <w:t>while walking</w:t>
       </w:r>
     </w:p>
     <w:p>
@@ -1174,7 +1242,7 @@
           <w:rFonts w:hint="default"/>
           <w:lang w:val="en-US"/>
         </w:rPr>
-        <w:t>She became more confident of speaking English</w:t>
+        <w:t>She is becoming more confident when speaking English</w:t>
       </w:r>
     </w:p>
     <w:p>
@@ -1214,27 +1282,42 @@
           <w:rFonts w:hint="default"/>
           <w:lang w:val="en-US"/>
         </w:rPr>
-        <w:t>The old method is no longer effectice</w:t>
-      </w:r>
-    </w:p>
-    <w:p>
-      <w:pPr>
-        <w:numPr>
-          <w:ilvl w:val="0"/>
-          <w:numId w:val="1"/>
-        </w:numPr>
-        <w:jc w:val="both"/>
-        <w:rPr>
-          <w:rFonts w:hint="default"/>
-          <w:lang w:val="en-US"/>
-        </w:rPr>
-      </w:pPr>
-      <w:r>
-        <w:rPr>
-          <w:rFonts w:hint="default"/>
-          <w:lang w:val="en-US"/>
-        </w:rPr>
-        <w:t>I am waiting for the price to drop</w:t>
+        <w:t>The old method is no longer effective</w:t>
+      </w:r>
+    </w:p>
+    <w:p>
+      <w:pPr>
+        <w:numPr>
+          <w:ilvl w:val="0"/>
+          <w:numId w:val="1"/>
+        </w:numPr>
+        <w:jc w:val="both"/>
+        <w:rPr>
+          <w:rFonts w:hint="default"/>
+          <w:lang w:val="en-US"/>
+        </w:rPr>
+      </w:pPr>
+      <w:r>
+        <w:rPr>
+          <w:rFonts w:hint="default"/>
+          <w:lang w:val="en-US"/>
+        </w:rPr>
+        <w:t xml:space="preserve">I am waiting for the price </w:t>
+      </w:r>
+      <w:r>
+        <w:rPr>
+          <w:rFonts w:hint="default"/>
+          <w:color w:val="FF0000"/>
+          <w:lang w:val="en-US"/>
+        </w:rPr>
+        <w:t xml:space="preserve">to </w:t>
+      </w:r>
+      <w:r>
+        <w:rPr>
+          <w:rFonts w:hint="default"/>
+          <w:lang w:val="en-US"/>
+        </w:rPr>
+        <w:t>drop</w:t>
       </w:r>
     </w:p>
     <w:p>
@@ -1274,87 +1357,119 @@
           <w:rFonts w:hint="default"/>
           <w:lang w:val="en-US"/>
         </w:rPr>
-        <w:t>What if they do not agree</w:t>
-      </w:r>
-    </w:p>
-    <w:p>
-      <w:pPr>
-        <w:numPr>
-          <w:ilvl w:val="0"/>
-          <w:numId w:val="1"/>
-        </w:numPr>
-        <w:jc w:val="both"/>
-        <w:rPr>
-          <w:rFonts w:hint="default"/>
-          <w:lang w:val="en-US"/>
-        </w:rPr>
-      </w:pPr>
-      <w:r>
-        <w:rPr>
-          <w:rFonts w:hint="default"/>
-          <w:lang w:val="en-US"/>
-        </w:rPr>
-        <w:t>What if we have met together  sooner</w:t>
-      </w:r>
-    </w:p>
-    <w:p>
-      <w:pPr>
-        <w:numPr>
-          <w:ilvl w:val="0"/>
-          <w:numId w:val="1"/>
-        </w:numPr>
-        <w:jc w:val="both"/>
-        <w:rPr>
-          <w:rFonts w:hint="default"/>
-          <w:lang w:val="en-US"/>
-        </w:rPr>
-      </w:pPr>
-      <w:r>
-        <w:rPr>
-          <w:rFonts w:hint="default"/>
-          <w:lang w:val="en-US"/>
-        </w:rPr>
-        <w:t>If you need help, I will be always here</w:t>
-      </w:r>
-    </w:p>
-    <w:p>
-      <w:pPr>
-        <w:numPr>
-          <w:ilvl w:val="0"/>
-          <w:numId w:val="1"/>
-        </w:numPr>
-        <w:jc w:val="both"/>
-        <w:rPr>
-          <w:rFonts w:hint="default"/>
-          <w:lang w:val="en-US"/>
-        </w:rPr>
-      </w:pPr>
-      <w:r>
-        <w:rPr>
-          <w:rFonts w:hint="default"/>
-          <w:lang w:val="en-US"/>
-        </w:rPr>
-        <w:t>If the temperature of water reaches 100 degree celsius, it boils</w:t>
-      </w:r>
-    </w:p>
-    <w:p>
-      <w:pPr>
-        <w:numPr>
-          <w:ilvl w:val="0"/>
-          <w:numId w:val="1"/>
-        </w:numPr>
-        <w:jc w:val="both"/>
-        <w:rPr>
-          <w:rFonts w:hint="default"/>
-          <w:lang w:val="en-US"/>
-        </w:rPr>
-      </w:pPr>
-      <w:r>
-        <w:rPr>
-          <w:rFonts w:hint="default"/>
-          <w:lang w:val="en-US"/>
-        </w:rPr>
-        <w:t>He helped other people even when he was tired</w:t>
+        <w:t>What if they do not agree?</w:t>
+      </w:r>
+    </w:p>
+    <w:p>
+      <w:pPr>
+        <w:numPr>
+          <w:ilvl w:val="0"/>
+          <w:numId w:val="1"/>
+        </w:numPr>
+        <w:jc w:val="both"/>
+        <w:rPr>
+          <w:rFonts w:hint="default"/>
+          <w:color w:val="FF0000"/>
+          <w:lang w:val="en-US"/>
+        </w:rPr>
+      </w:pPr>
+      <w:r>
+        <w:rPr>
+          <w:rFonts w:hint="default"/>
+          <w:color w:val="FF0000"/>
+          <w:lang w:val="en-US"/>
+        </w:rPr>
+        <w:t>What if we had met sooner?</w:t>
+      </w:r>
+    </w:p>
+    <w:p>
+      <w:pPr>
+        <w:numPr>
+          <w:ilvl w:val="0"/>
+          <w:numId w:val="1"/>
+        </w:numPr>
+        <w:jc w:val="both"/>
+        <w:rPr>
+          <w:rFonts w:hint="default"/>
+          <w:lang w:val="en-US"/>
+        </w:rPr>
+      </w:pPr>
+      <w:r>
+        <w:rPr>
+          <w:rFonts w:hint="default"/>
+          <w:lang w:val="en-US"/>
+        </w:rPr>
+        <w:t>If you need help, I will</w:t>
+      </w:r>
+      <w:r>
+        <w:rPr>
+          <w:rFonts w:hint="default"/>
+          <w:color w:val="FF0000"/>
+          <w:lang w:val="en-US"/>
+        </w:rPr>
+        <w:t xml:space="preserve"> always be </w:t>
+      </w:r>
+      <w:r>
+        <w:rPr>
+          <w:rFonts w:hint="default"/>
+          <w:lang w:val="en-US"/>
+        </w:rPr>
+        <w:t>here</w:t>
+      </w:r>
+    </w:p>
+    <w:p>
+      <w:pPr>
+        <w:numPr>
+          <w:ilvl w:val="0"/>
+          <w:numId w:val="1"/>
+        </w:numPr>
+        <w:jc w:val="both"/>
+        <w:rPr>
+          <w:rFonts w:hint="default"/>
+          <w:lang w:val="en-US"/>
+        </w:rPr>
+      </w:pPr>
+      <w:r>
+        <w:rPr>
+          <w:rFonts w:hint="default"/>
+          <w:lang w:val="en-US"/>
+        </w:rPr>
+        <w:t xml:space="preserve">If water reaches 100 </w:t>
+      </w:r>
+      <w:r>
+        <w:rPr>
+          <w:rFonts w:hint="default"/>
+          <w:color w:val="FF0000"/>
+          <w:lang w:val="en-US"/>
+        </w:rPr>
+        <w:t>degrees Celsius</w:t>
+      </w:r>
+      <w:r>
+        <w:rPr>
+          <w:rFonts w:hint="default"/>
+          <w:lang w:val="en-US"/>
+        </w:rPr>
+        <w:t>, it boils</w:t>
+      </w:r>
+    </w:p>
+    <w:p>
+      <w:pPr>
+        <w:numPr>
+          <w:ilvl w:val="0"/>
+          <w:numId w:val="1"/>
+        </w:numPr>
+        <w:jc w:val="both"/>
+        <w:rPr>
+          <w:rFonts w:hint="default"/>
+          <w:lang w:val="en-US"/>
+        </w:rPr>
+      </w:pPr>
+      <w:r>
+        <w:rPr>
+          <w:rFonts w:hint="default"/>
+          <w:lang w:val="en-US"/>
+        </w:rPr>
+        <w:t>He helps other people even when he is tired</w:t>
       </w:r>
     </w:p>
     <w:p>
@@ -1414,7 +1529,7 @@
           <w:rFonts w:hint="default"/>
           <w:lang w:val="en-US"/>
         </w:rPr>
-        <w:t>She continued the course even though it is very difficult</w:t>
+        <w:t>She continued the course even though it was very difficult</w:t>
       </w:r>
     </w:p>
     <w:p>
@@ -1474,67 +1589,82 @@
           <w:rFonts w:hint="default"/>
           <w:lang w:val="en-US"/>
         </w:rPr>
-        <w:t>Whether you agree or not, the rules are still applied</w:t>
-      </w:r>
-    </w:p>
-    <w:p>
-      <w:pPr>
-        <w:numPr>
-          <w:ilvl w:val="0"/>
-          <w:numId w:val="1"/>
-        </w:numPr>
-        <w:jc w:val="both"/>
-        <w:rPr>
-          <w:rFonts w:hint="default"/>
-          <w:lang w:val="en-US"/>
-        </w:rPr>
-      </w:pPr>
-      <w:r>
-        <w:rPr>
-          <w:rFonts w:hint="default"/>
-          <w:lang w:val="en-US"/>
-        </w:rPr>
-        <w:t>She will try, whether she is supported or not</w:t>
-      </w:r>
-    </w:p>
-    <w:p>
-      <w:pPr>
-        <w:numPr>
-          <w:ilvl w:val="0"/>
-          <w:numId w:val="1"/>
-        </w:numPr>
-        <w:jc w:val="both"/>
-        <w:rPr>
-          <w:rFonts w:hint="default"/>
-          <w:lang w:val="en-US"/>
-        </w:rPr>
-      </w:pPr>
-      <w:r>
-        <w:rPr>
-          <w:rFonts w:hint="default"/>
-          <w:lang w:val="en-US"/>
-        </w:rPr>
-        <w:t>He behaves as though he is the manager</w:t>
-      </w:r>
-    </w:p>
-    <w:p>
-      <w:pPr>
-        <w:numPr>
-          <w:ilvl w:val="0"/>
-          <w:numId w:val="1"/>
-        </w:numPr>
-        <w:jc w:val="both"/>
-        <w:rPr>
-          <w:rFonts w:hint="default"/>
-          <w:lang w:val="en-US"/>
-        </w:rPr>
-      </w:pPr>
-      <w:r>
-        <w:rPr>
-          <w:rFonts w:hint="default"/>
-          <w:lang w:val="en-US"/>
-        </w:rPr>
-        <w:t>She looked at me as if she never met me yet</w:t>
+        <w:t>Whether you agree or not, the rules still apply</w:t>
+      </w:r>
+    </w:p>
+    <w:p>
+      <w:pPr>
+        <w:numPr>
+          <w:ilvl w:val="0"/>
+          <w:numId w:val="1"/>
+        </w:numPr>
+        <w:jc w:val="both"/>
+        <w:rPr>
+          <w:rFonts w:hint="default"/>
+          <w:lang w:val="en-US"/>
+        </w:rPr>
+      </w:pPr>
+      <w:r>
+        <w:rPr>
+          <w:rFonts w:hint="default"/>
+          <w:lang w:val="en-US"/>
+        </w:rPr>
+        <w:t>Whether she is supported or not, she will try</w:t>
+      </w:r>
+    </w:p>
+    <w:p>
+      <w:pPr>
+        <w:numPr>
+          <w:ilvl w:val="0"/>
+          <w:numId w:val="1"/>
+        </w:numPr>
+        <w:jc w:val="both"/>
+        <w:rPr>
+          <w:rFonts w:hint="default"/>
+          <w:lang w:val="en-US"/>
+        </w:rPr>
+      </w:pPr>
+      <w:r>
+        <w:rPr>
+          <w:rFonts w:hint="default"/>
+          <w:lang w:val="en-US"/>
+        </w:rPr>
+        <w:t xml:space="preserve">He behaves as though he </w:t>
+      </w:r>
+      <w:r>
+        <w:rPr>
+          <w:rFonts w:hint="default"/>
+          <w:color w:val="FF0000"/>
+          <w:lang w:val="en-US"/>
+        </w:rPr>
+        <w:t xml:space="preserve">were </w:t>
+      </w:r>
+      <w:r>
+        <w:rPr>
+          <w:rFonts w:hint="default"/>
+          <w:lang w:val="en-US"/>
+        </w:rPr>
+        <w:t>the manager</w:t>
+      </w:r>
+    </w:p>
+    <w:p>
+      <w:pPr>
+        <w:numPr>
+          <w:ilvl w:val="0"/>
+          <w:numId w:val="1"/>
+        </w:numPr>
+        <w:jc w:val="both"/>
+        <w:rPr>
+          <w:rFonts w:hint="default"/>
+          <w:lang w:val="en-US"/>
+        </w:rPr>
+      </w:pPr>
+      <w:r>
+        <w:rPr>
+          <w:rFonts w:hint="default"/>
+          <w:lang w:val="en-US"/>
+        </w:rPr>
+        <w:t>She looked at me as if she had never met me before</w:t>
       </w:r>
     </w:p>
     <w:p>
@@ -1574,47 +1704,47 @@
           <w:rFonts w:hint="default"/>
           <w:lang w:val="en-US"/>
         </w:rPr>
-        <w:t>If he had followed/taken the advice, the problem might have been avoided</w:t>
-      </w:r>
-    </w:p>
-    <w:p>
-      <w:pPr>
-        <w:numPr>
-          <w:ilvl w:val="0"/>
-          <w:numId w:val="1"/>
-        </w:numPr>
-        <w:jc w:val="both"/>
-        <w:rPr>
-          <w:rFonts w:hint="default"/>
-          <w:lang w:val="en-US"/>
-        </w:rPr>
-      </w:pPr>
-      <w:r>
-        <w:rPr>
-          <w:rFonts w:hint="default"/>
-          <w:lang w:val="en-US"/>
-        </w:rPr>
-        <w:t>I would have called you, if my phone had not run out of batteries</w:t>
-      </w:r>
-    </w:p>
-    <w:p>
-      <w:pPr>
-        <w:numPr>
-          <w:ilvl w:val="0"/>
-          <w:numId w:val="1"/>
-        </w:numPr>
-        <w:jc w:val="both"/>
-        <w:rPr>
-          <w:rFonts w:hint="default"/>
-          <w:lang w:val="en-US"/>
-        </w:rPr>
-      </w:pPr>
-      <w:r>
-        <w:rPr>
-          <w:rFonts w:hint="default"/>
-          <w:lang w:val="en-US"/>
-        </w:rPr>
-        <w:t>If I had been her, I would have refused the offer</w:t>
+        <w:t>If he had followed the advice, the problem might have been avoided</w:t>
+      </w:r>
+    </w:p>
+    <w:p>
+      <w:pPr>
+        <w:numPr>
+          <w:ilvl w:val="0"/>
+          <w:numId w:val="1"/>
+        </w:numPr>
+        <w:jc w:val="both"/>
+        <w:rPr>
+          <w:rFonts w:hint="default"/>
+          <w:lang w:val="en-US"/>
+        </w:rPr>
+      </w:pPr>
+      <w:r>
+        <w:rPr>
+          <w:rFonts w:hint="default"/>
+          <w:lang w:val="en-US"/>
+        </w:rPr>
+        <w:t>I would have called you if my phone had not run out of battery</w:t>
+      </w:r>
+    </w:p>
+    <w:p>
+      <w:pPr>
+        <w:numPr>
+          <w:ilvl w:val="0"/>
+          <w:numId w:val="1"/>
+        </w:numPr>
+        <w:jc w:val="both"/>
+        <w:rPr>
+          <w:rFonts w:hint="default"/>
+          <w:lang w:val="en-US"/>
+        </w:rPr>
+      </w:pPr>
+      <w:r>
+        <w:rPr>
+          <w:rFonts w:hint="default"/>
+          <w:lang w:val="en-US"/>
+        </w:rPr>
+        <w:t>If I had been in her position, I would have refused the offer</w:t>
       </w:r>
     </w:p>
     <w:p>
@@ -1654,27 +1784,27 @@
           <w:rFonts w:hint="default"/>
           <w:lang w:val="en-US"/>
         </w:rPr>
-        <w:t>She explains so clearly so everyone understands it</w:t>
-      </w:r>
-    </w:p>
-    <w:p>
-      <w:pPr>
-        <w:numPr>
-          <w:ilvl w:val="0"/>
-          <w:numId w:val="1"/>
-        </w:numPr>
-        <w:jc w:val="both"/>
-        <w:rPr>
-          <w:rFonts w:hint="default"/>
-          <w:lang w:val="en-US"/>
-        </w:rPr>
-      </w:pPr>
-      <w:r>
-        <w:rPr>
-          <w:rFonts w:hint="default"/>
-          <w:lang w:val="en-US"/>
-        </w:rPr>
-        <w:t>I do not enough money to buy that computer</w:t>
+        <w:t>She explains things so clearly so everyone understands</w:t>
+      </w:r>
+    </w:p>
+    <w:p>
+      <w:pPr>
+        <w:numPr>
+          <w:ilvl w:val="0"/>
+          <w:numId w:val="1"/>
+        </w:numPr>
+        <w:jc w:val="both"/>
+        <w:rPr>
+          <w:rFonts w:hint="default"/>
+          <w:lang w:val="en-US"/>
+        </w:rPr>
+      </w:pPr>
+      <w:r>
+        <w:rPr>
+          <w:rFonts w:hint="default"/>
+          <w:lang w:val="en-US"/>
+        </w:rPr>
+        <w:t>I do not have enough money to buy that computer</w:t>
       </w:r>
     </w:p>
     <w:p>
@@ -1734,27 +1864,35 @@
           <w:rFonts w:hint="default"/>
           <w:lang w:val="en-US"/>
         </w:rPr>
-        <w:t>My writing skill is better than before</w:t>
-      </w:r>
-    </w:p>
-    <w:p>
-      <w:pPr>
-        <w:numPr>
-          <w:ilvl w:val="0"/>
-          <w:numId w:val="1"/>
-        </w:numPr>
-        <w:jc w:val="both"/>
-        <w:rPr>
-          <w:rFonts w:hint="default"/>
-          <w:lang w:val="en-US"/>
-        </w:rPr>
-      </w:pPr>
-      <w:r>
-        <w:rPr>
-          <w:rFonts w:hint="default"/>
-          <w:lang w:val="en-US"/>
-        </w:rPr>
-        <w:t>The test is not as difficult as I think</w:t>
+        <w:t>My writing skills are better than before</w:t>
+      </w:r>
+    </w:p>
+    <w:p>
+      <w:pPr>
+        <w:numPr>
+          <w:ilvl w:val="0"/>
+          <w:numId w:val="1"/>
+        </w:numPr>
+        <w:jc w:val="both"/>
+        <w:rPr>
+          <w:rFonts w:hint="default"/>
+          <w:lang w:val="en-US"/>
+        </w:rPr>
+      </w:pPr>
+      <w:r>
+        <w:rPr>
+          <w:rFonts w:hint="default"/>
+          <w:lang w:val="en-US"/>
+        </w:rPr>
+        <w:t xml:space="preserve">The test is not as difficult as I </w:t>
+      </w:r>
+      <w:r>
+        <w:rPr>
+          <w:rFonts w:hint="default"/>
+          <w:color w:val="FF0000"/>
+          <w:lang w:val="en-US"/>
+        </w:rPr>
+        <w:t>thought</w:t>
       </w:r>
     </w:p>
     <w:p>
@@ -1814,67 +1952,82 @@
           <w:rFonts w:hint="default"/>
           <w:lang w:val="en-US"/>
         </w:rPr>
-        <w:t>Not only did he apologize, but he also corrected his mistakes</w:t>
-      </w:r>
-    </w:p>
-    <w:p>
-      <w:pPr>
-        <w:numPr>
-          <w:ilvl w:val="0"/>
-          <w:numId w:val="1"/>
-        </w:numPr>
-        <w:jc w:val="both"/>
-        <w:rPr>
-          <w:rFonts w:hint="default"/>
-          <w:lang w:val="en-US"/>
-        </w:rPr>
-      </w:pPr>
-      <w:r>
-        <w:rPr>
-          <w:rFonts w:hint="default"/>
-          <w:lang w:val="en-US"/>
-        </w:rPr>
-        <w:t>The reason why I came late was that the bus was broken</w:t>
-      </w:r>
-    </w:p>
-    <w:p>
-      <w:pPr>
-        <w:numPr>
-          <w:ilvl w:val="0"/>
-          <w:numId w:val="1"/>
-        </w:numPr>
-        <w:jc w:val="both"/>
-        <w:rPr>
-          <w:rFonts w:hint="default"/>
-          <w:lang w:val="en-US"/>
-        </w:rPr>
-      </w:pPr>
-      <w:r>
-        <w:rPr>
-          <w:rFonts w:hint="default"/>
-          <w:lang w:val="en-US"/>
-        </w:rPr>
-        <w:t>The reason she learns  online is that her schedule changes</w:t>
-      </w:r>
-    </w:p>
-    <w:p>
-      <w:pPr>
-        <w:numPr>
-          <w:ilvl w:val="0"/>
-          <w:numId w:val="1"/>
-        </w:numPr>
-        <w:jc w:val="both"/>
-        <w:rPr>
-          <w:rFonts w:hint="default"/>
-          <w:lang w:val="en-US"/>
-        </w:rPr>
-      </w:pPr>
-      <w:r>
-        <w:rPr>
-          <w:rFonts w:hint="default"/>
-          <w:lang w:val="en-US"/>
-        </w:rPr>
-        <w:t>It is one of the most difficult decisions I made</w:t>
+        <w:t xml:space="preserve">Not only </w:t>
+      </w:r>
+      <w:r>
+        <w:rPr>
+          <w:rFonts w:hint="default"/>
+          <w:color w:val="FF0000"/>
+          <w:lang w:val="en-US"/>
+        </w:rPr>
+        <w:t xml:space="preserve">did </w:t>
+      </w:r>
+      <w:r>
+        <w:rPr>
+          <w:rFonts w:hint="default"/>
+          <w:lang w:val="en-US"/>
+        </w:rPr>
+        <w:t>he apologize, but he also corrected his mistakes</w:t>
+      </w:r>
+    </w:p>
+    <w:p>
+      <w:pPr>
+        <w:numPr>
+          <w:ilvl w:val="0"/>
+          <w:numId w:val="1"/>
+        </w:numPr>
+        <w:jc w:val="both"/>
+        <w:rPr>
+          <w:rFonts w:hint="default"/>
+          <w:lang w:val="en-US"/>
+        </w:rPr>
+      </w:pPr>
+      <w:r>
+        <w:rPr>
+          <w:rFonts w:hint="default"/>
+          <w:lang w:val="en-US"/>
+        </w:rPr>
+        <w:t>The reason why I was late was that the bus broke down</w:t>
+      </w:r>
+    </w:p>
+    <w:p>
+      <w:pPr>
+        <w:numPr>
+          <w:ilvl w:val="0"/>
+          <w:numId w:val="1"/>
+        </w:numPr>
+        <w:jc w:val="both"/>
+        <w:rPr>
+          <w:rFonts w:hint="default"/>
+          <w:lang w:val="en-US"/>
+        </w:rPr>
+      </w:pPr>
+      <w:r>
+        <w:rPr>
+          <w:rFonts w:hint="default"/>
+          <w:lang w:val="en-US"/>
+        </w:rPr>
+        <w:t>The reason she studies online is that her work schedule keeps changing</w:t>
+      </w:r>
+    </w:p>
+    <w:p>
+      <w:pPr>
+        <w:numPr>
+          <w:ilvl w:val="0"/>
+          <w:numId w:val="1"/>
+        </w:numPr>
+        <w:jc w:val="both"/>
+        <w:rPr>
+          <w:rFonts w:hint="default"/>
+          <w:lang w:val="en-US"/>
+        </w:rPr>
+      </w:pPr>
+      <w:r>
+        <w:rPr>
+          <w:rFonts w:hint="default"/>
+          <w:lang w:val="en-US"/>
+        </w:rPr>
+        <w:t>This is one of the most difficult decisions I have ever made</w:t>
       </w:r>
     </w:p>
     <w:p>
@@ -1954,7 +2107,7 @@
           <w:rFonts w:hint="default"/>
           <w:lang w:val="en-US"/>
         </w:rPr>
-        <w:t>We left early because the shop is about to close</w:t>
+        <w:t>We left early because the shop was about to close</w:t>
       </w:r>
     </w:p>
     <w:p>
@@ -1994,7 +2147,7 @@
           <w:rFonts w:hint="default"/>
           <w:lang w:val="en-US"/>
         </w:rPr>
-        <w:t>I am not angry but quite disappointed</w:t>
+        <w:t>I am not angry but just a little disappointed</w:t>
       </w:r>
     </w:p>
     <w:p>
@@ -2016,6 +2169,138 @@
         </w:rPr>
         <w:t>Success relies not on speed, but on perseverance</w:t>
       </w:r>
+    </w:p>
+    <w:p>
+      <w:pPr>
+        <w:numPr>
+          <w:numId w:val="0"/>
+        </w:numPr>
+        <w:jc w:val="both"/>
+        <w:rPr>
+          <w:rFonts w:hint="default"/>
+          <w:lang w:val="en-US"/>
+        </w:rPr>
+      </w:pPr>
+    </w:p>
+    <w:p>
+      <w:pPr>
+        <w:numPr>
+          <w:numId w:val="0"/>
+        </w:numPr>
+        <w:jc w:val="both"/>
+        <w:rPr>
+          <w:rFonts w:hint="default"/>
+          <w:lang w:val="en-US"/>
+        </w:rPr>
+      </w:pPr>
+    </w:p>
+    <w:p>
+      <w:pPr>
+        <w:numPr>
+          <w:numId w:val="0"/>
+        </w:numPr>
+        <w:jc w:val="both"/>
+        <w:rPr>
+          <w:rFonts w:hint="default"/>
+          <w:lang w:val="en-US"/>
+        </w:rPr>
+      </w:pPr>
+    </w:p>
+    <w:p>
+      <w:pPr>
+        <w:numPr>
+          <w:numId w:val="0"/>
+        </w:numPr>
+        <w:jc w:val="both"/>
+        <w:rPr>
+          <w:rFonts w:hint="default"/>
+          <w:lang w:val="en-US"/>
+        </w:rPr>
+      </w:pPr>
+    </w:p>
+    <w:p>
+      <w:pPr>
+        <w:numPr>
+          <w:numId w:val="0"/>
+        </w:numPr>
+        <w:jc w:val="both"/>
+        <w:rPr>
+          <w:rFonts w:hint="default"/>
+          <w:lang w:val="en-US"/>
+        </w:rPr>
+      </w:pPr>
+    </w:p>
+    <w:p>
+      <w:pPr>
+        <w:numPr>
+          <w:numId w:val="0"/>
+        </w:numPr>
+        <w:jc w:val="both"/>
+        <w:rPr>
+          <w:rFonts w:hint="default"/>
+          <w:lang w:val="en-US"/>
+        </w:rPr>
+      </w:pPr>
+    </w:p>
+    <w:p>
+      <w:pPr>
+        <w:numPr>
+          <w:numId w:val="0"/>
+        </w:numPr>
+        <w:jc w:val="both"/>
+        <w:rPr>
+          <w:rFonts w:hint="default"/>
+          <w:lang w:val="en-US"/>
+        </w:rPr>
+      </w:pPr>
+    </w:p>
+    <w:p>
+      <w:pPr>
+        <w:numPr>
+          <w:numId w:val="0"/>
+        </w:numPr>
+        <w:jc w:val="both"/>
+        <w:rPr>
+          <w:rFonts w:hint="default"/>
+          <w:lang w:val="en-US"/>
+        </w:rPr>
+      </w:pPr>
+    </w:p>
+    <w:p>
+      <w:pPr>
+        <w:numPr>
+          <w:numId w:val="0"/>
+        </w:numPr>
+        <w:jc w:val="both"/>
+        <w:rPr>
+          <w:rFonts w:hint="default"/>
+          <w:lang w:val="en-US"/>
+        </w:rPr>
+      </w:pPr>
+    </w:p>
+    <w:p>
+      <w:pPr>
+        <w:numPr>
+          <w:numId w:val="0"/>
+        </w:numPr>
+        <w:jc w:val="both"/>
+        <w:rPr>
+          <w:rFonts w:hint="default"/>
+          <w:lang w:val="en-US"/>
+        </w:rPr>
+      </w:pPr>
+    </w:p>
+    <w:p>
+      <w:pPr>
+        <w:numPr>
+          <w:numId w:val="0"/>
+        </w:numPr>
+        <w:jc w:val="both"/>
+        <w:rPr>
+          <w:rFonts w:hint="default"/>
+          <w:lang w:val="en-US"/>
+        </w:rPr>
+      </w:pPr>
     </w:p>
     <w:p>
       <w:pPr>
@@ -2049,71 +2334,615 @@
           <w:numId w:val="0"/>
         </w:numPr>
         <w:jc w:val="both"/>
-        <w:rPr>
-          <w:rFonts w:hint="default"/>
-          <w:lang w:val="en-US"/>
-        </w:rPr>
-      </w:pPr>
-    </w:p>
-    <w:p>
-      <w:pPr>
-        <w:numPr>
-          <w:numId w:val="0"/>
-        </w:numPr>
-        <w:jc w:val="both"/>
-        <w:rPr>
-          <w:rFonts w:hint="default"/>
-          <w:lang w:val="en-US"/>
-        </w:rPr>
-      </w:pPr>
-    </w:p>
-    <w:p>
-      <w:pPr>
-        <w:numPr>
-          <w:numId w:val="0"/>
-        </w:numPr>
-        <w:jc w:val="both"/>
-        <w:rPr>
-          <w:rFonts w:hint="default"/>
-          <w:lang w:val="en-US"/>
-        </w:rPr>
-      </w:pPr>
-    </w:p>
-    <w:p>
-      <w:pPr>
-        <w:numPr>
-          <w:numId w:val="0"/>
-        </w:numPr>
-        <w:jc w:val="both"/>
-        <w:rPr>
-          <w:rFonts w:hint="default"/>
-          <w:lang w:val="en-US"/>
-        </w:rPr>
-      </w:pPr>
-    </w:p>
-    <w:p>
-      <w:pPr>
-        <w:pStyle w:val="4"/>
-        <w:keepNext w:val="0"/>
-        <w:keepLines w:val="0"/>
-        <w:widowControl/>
-        <w:suppressLineNumbers w:val="0"/>
-      </w:pPr>
-      <w:r>
-        <w:t xml:space="preserve">aim, occupation, in person, </w:t>
-      </w:r>
-    </w:p>
-    <w:p>
-      <w:pPr>
-        <w:numPr>
-          <w:numId w:val="0"/>
-        </w:numPr>
-        <w:jc w:val="both"/>
-        <w:rPr>
-          <w:rFonts w:hint="default"/>
-          <w:lang w:val="en-US"/>
-        </w:rPr>
-      </w:pPr>
+      </w:pPr>
+      <w:r>
+        <w:drawing>
+          <wp:inline distT="0" distB="0" distL="114300" distR="114300">
+            <wp:extent cx="3604260" cy="434340"/>
+            <wp:effectExtent l="0" t="0" r="7620" b="7620"/>
+            <wp:docPr id="1" name="Picture 1"/>
+            <wp:cNvGraphicFramePr>
+              <a:graphicFrameLocks xmlns:a="http://schemas.openxmlformats.org/drawingml/2006/main" noChangeAspect="1"/>
+            </wp:cNvGraphicFramePr>
+            <a:graphic xmlns:a="http://schemas.openxmlformats.org/drawingml/2006/main">
+              <a:graphicData uri="http://schemas.openxmlformats.org/drawingml/2006/picture">
+                <pic:pic xmlns:pic="http://schemas.openxmlformats.org/drawingml/2006/picture">
+                  <pic:nvPicPr>
+                    <pic:cNvPr id="1" name="Picture 1"/>
+                    <pic:cNvPicPr>
+                      <a:picLocks noChangeAspect="1"/>
+                    </pic:cNvPicPr>
+                  </pic:nvPicPr>
+                  <pic:blipFill>
+                    <a:blip r:embed="rId4"/>
+                    <a:stretch>
+                      <a:fillRect/>
+                    </a:stretch>
+                  </pic:blipFill>
+                  <pic:spPr>
+                    <a:xfrm>
+                      <a:off x="0" y="0"/>
+                      <a:ext cx="3604260" cy="434340"/>
+                    </a:xfrm>
+                    <a:prstGeom prst="rect">
+                      <a:avLst/>
+                    </a:prstGeom>
+                    <a:noFill/>
+                    <a:ln>
+                      <a:noFill/>
+                    </a:ln>
+                  </pic:spPr>
+                </pic:pic>
+              </a:graphicData>
+            </a:graphic>
+          </wp:inline>
+        </w:drawing>
+      </w:r>
+    </w:p>
+    <w:p>
+      <w:pPr>
+        <w:numPr>
+          <w:numId w:val="0"/>
+        </w:numPr>
+        <w:jc w:val="both"/>
+      </w:pPr>
+      <w:r>
+        <w:drawing>
+          <wp:inline distT="0" distB="0" distL="114300" distR="114300">
+            <wp:extent cx="2613660" cy="434340"/>
+            <wp:effectExtent l="0" t="0" r="7620" b="7620"/>
+            <wp:docPr id="2" name="Picture 2"/>
+            <wp:cNvGraphicFramePr>
+              <a:graphicFrameLocks xmlns:a="http://schemas.openxmlformats.org/drawingml/2006/main" noChangeAspect="1"/>
+            </wp:cNvGraphicFramePr>
+            <a:graphic xmlns:a="http://schemas.openxmlformats.org/drawingml/2006/main">
+              <a:graphicData uri="http://schemas.openxmlformats.org/drawingml/2006/picture">
+                <pic:pic xmlns:pic="http://schemas.openxmlformats.org/drawingml/2006/picture">
+                  <pic:nvPicPr>
+                    <pic:cNvPr id="2" name="Picture 2"/>
+                    <pic:cNvPicPr>
+                      <a:picLocks noChangeAspect="1"/>
+                    </pic:cNvPicPr>
+                  </pic:nvPicPr>
+                  <pic:blipFill>
+                    <a:blip r:embed="rId5"/>
+                    <a:stretch>
+                      <a:fillRect/>
+                    </a:stretch>
+                  </pic:blipFill>
+                  <pic:spPr>
+                    <a:xfrm>
+                      <a:off x="0" y="0"/>
+                      <a:ext cx="2613660" cy="434340"/>
+                    </a:xfrm>
+                    <a:prstGeom prst="rect">
+                      <a:avLst/>
+                    </a:prstGeom>
+                    <a:noFill/>
+                    <a:ln>
+                      <a:noFill/>
+                    </a:ln>
+                  </pic:spPr>
+                </pic:pic>
+              </a:graphicData>
+            </a:graphic>
+          </wp:inline>
+        </w:drawing>
+      </w:r>
+    </w:p>
+    <w:p>
+      <w:pPr>
+        <w:numPr>
+          <w:numId w:val="0"/>
+        </w:numPr>
+        <w:jc w:val="both"/>
+      </w:pPr>
+      <w:r>
+        <w:drawing>
+          <wp:inline distT="0" distB="0" distL="114300" distR="114300">
+            <wp:extent cx="1798320" cy="342900"/>
+            <wp:effectExtent l="0" t="0" r="0" b="7620"/>
+            <wp:docPr id="3" name="Picture 3"/>
+            <wp:cNvGraphicFramePr>
+              <a:graphicFrameLocks xmlns:a="http://schemas.openxmlformats.org/drawingml/2006/main" noChangeAspect="1"/>
+            </wp:cNvGraphicFramePr>
+            <a:graphic xmlns:a="http://schemas.openxmlformats.org/drawingml/2006/main">
+              <a:graphicData uri="http://schemas.openxmlformats.org/drawingml/2006/picture">
+                <pic:pic xmlns:pic="http://schemas.openxmlformats.org/drawingml/2006/picture">
+                  <pic:nvPicPr>
+                    <pic:cNvPr id="3" name="Picture 3"/>
+                    <pic:cNvPicPr>
+                      <a:picLocks noChangeAspect="1"/>
+                    </pic:cNvPicPr>
+                  </pic:nvPicPr>
+                  <pic:blipFill>
+                    <a:blip r:embed="rId6"/>
+                    <a:stretch>
+                      <a:fillRect/>
+                    </a:stretch>
+                  </pic:blipFill>
+                  <pic:spPr>
+                    <a:xfrm>
+                      <a:off x="0" y="0"/>
+                      <a:ext cx="1798320" cy="342900"/>
+                    </a:xfrm>
+                    <a:prstGeom prst="rect">
+                      <a:avLst/>
+                    </a:prstGeom>
+                    <a:noFill/>
+                    <a:ln>
+                      <a:noFill/>
+                    </a:ln>
+                  </pic:spPr>
+                </pic:pic>
+              </a:graphicData>
+            </a:graphic>
+          </wp:inline>
+        </w:drawing>
+      </w:r>
+    </w:p>
+    <w:p>
+      <w:pPr>
+        <w:numPr>
+          <w:numId w:val="0"/>
+        </w:numPr>
+        <w:jc w:val="both"/>
+      </w:pPr>
+      <w:r>
+        <w:drawing>
+          <wp:inline distT="0" distB="0" distL="114300" distR="114300">
+            <wp:extent cx="4396740" cy="777240"/>
+            <wp:effectExtent l="0" t="0" r="7620" b="0"/>
+            <wp:docPr id="4" name="Picture 4"/>
+            <wp:cNvGraphicFramePr>
+              <a:graphicFrameLocks xmlns:a="http://schemas.openxmlformats.org/drawingml/2006/main" noChangeAspect="1"/>
+            </wp:cNvGraphicFramePr>
+            <a:graphic xmlns:a="http://schemas.openxmlformats.org/drawingml/2006/main">
+              <a:graphicData uri="http://schemas.openxmlformats.org/drawingml/2006/picture">
+                <pic:pic xmlns:pic="http://schemas.openxmlformats.org/drawingml/2006/picture">
+                  <pic:nvPicPr>
+                    <pic:cNvPr id="4" name="Picture 4"/>
+                    <pic:cNvPicPr>
+                      <a:picLocks noChangeAspect="1"/>
+                    </pic:cNvPicPr>
+                  </pic:nvPicPr>
+                  <pic:blipFill>
+                    <a:blip r:embed="rId7"/>
+                    <a:stretch>
+                      <a:fillRect/>
+                    </a:stretch>
+                  </pic:blipFill>
+                  <pic:spPr>
+                    <a:xfrm>
+                      <a:off x="0" y="0"/>
+                      <a:ext cx="4396740" cy="777240"/>
+                    </a:xfrm>
+                    <a:prstGeom prst="rect">
+                      <a:avLst/>
+                    </a:prstGeom>
+                    <a:noFill/>
+                    <a:ln>
+                      <a:noFill/>
+                    </a:ln>
+                  </pic:spPr>
+                </pic:pic>
+              </a:graphicData>
+            </a:graphic>
+          </wp:inline>
+        </w:drawing>
+      </w:r>
+    </w:p>
+    <w:p>
+      <w:pPr>
+        <w:numPr>
+          <w:numId w:val="0"/>
+        </w:numPr>
+        <w:jc w:val="both"/>
+      </w:pPr>
+      <w:r>
+        <w:drawing>
+          <wp:inline distT="0" distB="0" distL="114300" distR="114300">
+            <wp:extent cx="4282440" cy="670560"/>
+            <wp:effectExtent l="0" t="0" r="0" b="0"/>
+            <wp:docPr id="5" name="Picture 5"/>
+            <wp:cNvGraphicFramePr>
+              <a:graphicFrameLocks xmlns:a="http://schemas.openxmlformats.org/drawingml/2006/main" noChangeAspect="1"/>
+            </wp:cNvGraphicFramePr>
+            <a:graphic xmlns:a="http://schemas.openxmlformats.org/drawingml/2006/main">
+              <a:graphicData uri="http://schemas.openxmlformats.org/drawingml/2006/picture">
+                <pic:pic xmlns:pic="http://schemas.openxmlformats.org/drawingml/2006/picture">
+                  <pic:nvPicPr>
+                    <pic:cNvPr id="5" name="Picture 5"/>
+                    <pic:cNvPicPr>
+                      <a:picLocks noChangeAspect="1"/>
+                    </pic:cNvPicPr>
+                  </pic:nvPicPr>
+                  <pic:blipFill>
+                    <a:blip r:embed="rId8"/>
+                    <a:stretch>
+                      <a:fillRect/>
+                    </a:stretch>
+                  </pic:blipFill>
+                  <pic:spPr>
+                    <a:xfrm>
+                      <a:off x="0" y="0"/>
+                      <a:ext cx="4282440" cy="670560"/>
+                    </a:xfrm>
+                    <a:prstGeom prst="rect">
+                      <a:avLst/>
+                    </a:prstGeom>
+                    <a:noFill/>
+                    <a:ln>
+                      <a:noFill/>
+                    </a:ln>
+                  </pic:spPr>
+                </pic:pic>
+              </a:graphicData>
+            </a:graphic>
+          </wp:inline>
+        </w:drawing>
+      </w:r>
+    </w:p>
+    <w:p>
+      <w:pPr>
+        <w:numPr>
+          <w:numId w:val="0"/>
+        </w:numPr>
+        <w:jc w:val="both"/>
+      </w:pPr>
+      <w:r>
+        <w:drawing>
+          <wp:inline distT="0" distB="0" distL="114300" distR="114300">
+            <wp:extent cx="3817620" cy="762000"/>
+            <wp:effectExtent l="0" t="0" r="7620" b="0"/>
+            <wp:docPr id="6" name="Picture 6"/>
+            <wp:cNvGraphicFramePr>
+              <a:graphicFrameLocks xmlns:a="http://schemas.openxmlformats.org/drawingml/2006/main" noChangeAspect="1"/>
+            </wp:cNvGraphicFramePr>
+            <a:graphic xmlns:a="http://schemas.openxmlformats.org/drawingml/2006/main">
+              <a:graphicData uri="http://schemas.openxmlformats.org/drawingml/2006/picture">
+                <pic:pic xmlns:pic="http://schemas.openxmlformats.org/drawingml/2006/picture">
+                  <pic:nvPicPr>
+                    <pic:cNvPr id="6" name="Picture 6"/>
+                    <pic:cNvPicPr>
+                      <a:picLocks noChangeAspect="1"/>
+                    </pic:cNvPicPr>
+                  </pic:nvPicPr>
+                  <pic:blipFill>
+                    <a:blip r:embed="rId9"/>
+                    <a:stretch>
+                      <a:fillRect/>
+                    </a:stretch>
+                  </pic:blipFill>
+                  <pic:spPr>
+                    <a:xfrm>
+                      <a:off x="0" y="0"/>
+                      <a:ext cx="3817620" cy="762000"/>
+                    </a:xfrm>
+                    <a:prstGeom prst="rect">
+                      <a:avLst/>
+                    </a:prstGeom>
+                    <a:noFill/>
+                    <a:ln>
+                      <a:noFill/>
+                    </a:ln>
+                  </pic:spPr>
+                </pic:pic>
+              </a:graphicData>
+            </a:graphic>
+          </wp:inline>
+        </w:drawing>
+      </w:r>
+    </w:p>
+    <w:p>
+      <w:pPr>
+        <w:numPr>
+          <w:numId w:val="0"/>
+        </w:numPr>
+        <w:jc w:val="both"/>
+      </w:pPr>
+      <w:r>
+        <w:drawing>
+          <wp:inline distT="0" distB="0" distL="114300" distR="114300">
+            <wp:extent cx="3939540" cy="838200"/>
+            <wp:effectExtent l="0" t="0" r="7620" b="0"/>
+            <wp:docPr id="7" name="Picture 7"/>
+            <wp:cNvGraphicFramePr>
+              <a:graphicFrameLocks xmlns:a="http://schemas.openxmlformats.org/drawingml/2006/main" noChangeAspect="1"/>
+            </wp:cNvGraphicFramePr>
+            <a:graphic xmlns:a="http://schemas.openxmlformats.org/drawingml/2006/main">
+              <a:graphicData uri="http://schemas.openxmlformats.org/drawingml/2006/picture">
+                <pic:pic xmlns:pic="http://schemas.openxmlformats.org/drawingml/2006/picture">
+                  <pic:nvPicPr>
+                    <pic:cNvPr id="7" name="Picture 7"/>
+                    <pic:cNvPicPr>
+                      <a:picLocks noChangeAspect="1"/>
+                    </pic:cNvPicPr>
+                  </pic:nvPicPr>
+                  <pic:blipFill>
+                    <a:blip r:embed="rId10"/>
+                    <a:stretch>
+                      <a:fillRect/>
+                    </a:stretch>
+                  </pic:blipFill>
+                  <pic:spPr>
+                    <a:xfrm>
+                      <a:off x="0" y="0"/>
+                      <a:ext cx="3939540" cy="838200"/>
+                    </a:xfrm>
+                    <a:prstGeom prst="rect">
+                      <a:avLst/>
+                    </a:prstGeom>
+                    <a:noFill/>
+                    <a:ln>
+                      <a:noFill/>
+                    </a:ln>
+                  </pic:spPr>
+                </pic:pic>
+              </a:graphicData>
+            </a:graphic>
+          </wp:inline>
+        </w:drawing>
+      </w:r>
+    </w:p>
+    <w:p>
+      <w:pPr>
+        <w:numPr>
+          <w:numId w:val="0"/>
+        </w:numPr>
+        <w:jc w:val="both"/>
+      </w:pPr>
+      <w:r>
+        <w:drawing>
+          <wp:inline distT="0" distB="0" distL="114300" distR="114300">
+            <wp:extent cx="5271770" cy="627380"/>
+            <wp:effectExtent l="0" t="0" r="1270" b="12700"/>
+            <wp:docPr id="8" name="Picture 8"/>
+            <wp:cNvGraphicFramePr>
+              <a:graphicFrameLocks xmlns:a="http://schemas.openxmlformats.org/drawingml/2006/main" noChangeAspect="1"/>
+            </wp:cNvGraphicFramePr>
+            <a:graphic xmlns:a="http://schemas.openxmlformats.org/drawingml/2006/main">
+              <a:graphicData uri="http://schemas.openxmlformats.org/drawingml/2006/picture">
+                <pic:pic xmlns:pic="http://schemas.openxmlformats.org/drawingml/2006/picture">
+                  <pic:nvPicPr>
+                    <pic:cNvPr id="8" name="Picture 8"/>
+                    <pic:cNvPicPr>
+                      <a:picLocks noChangeAspect="1"/>
+                    </pic:cNvPicPr>
+                  </pic:nvPicPr>
+                  <pic:blipFill>
+                    <a:blip r:embed="rId11"/>
+                    <a:stretch>
+                      <a:fillRect/>
+                    </a:stretch>
+                  </pic:blipFill>
+                  <pic:spPr>
+                    <a:xfrm>
+                      <a:off x="0" y="0"/>
+                      <a:ext cx="5271770" cy="627380"/>
+                    </a:xfrm>
+                    <a:prstGeom prst="rect">
+                      <a:avLst/>
+                    </a:prstGeom>
+                    <a:noFill/>
+                    <a:ln>
+                      <a:noFill/>
+                    </a:ln>
+                  </pic:spPr>
+                </pic:pic>
+              </a:graphicData>
+            </a:graphic>
+          </wp:inline>
+        </w:drawing>
+      </w:r>
+    </w:p>
+    <w:p>
+      <w:pPr>
+        <w:numPr>
+          <w:numId w:val="0"/>
+        </w:numPr>
+        <w:jc w:val="both"/>
+      </w:pPr>
+      <w:r>
+        <w:drawing>
+          <wp:inline distT="0" distB="0" distL="114300" distR="114300">
+            <wp:extent cx="5273040" cy="701040"/>
+            <wp:effectExtent l="0" t="0" r="0" b="0"/>
+            <wp:docPr id="9" name="Picture 9"/>
+            <wp:cNvGraphicFramePr>
+              <a:graphicFrameLocks xmlns:a="http://schemas.openxmlformats.org/drawingml/2006/main" noChangeAspect="1"/>
+            </wp:cNvGraphicFramePr>
+            <a:graphic xmlns:a="http://schemas.openxmlformats.org/drawingml/2006/main">
+              <a:graphicData uri="http://schemas.openxmlformats.org/drawingml/2006/picture">
+                <pic:pic xmlns:pic="http://schemas.openxmlformats.org/drawingml/2006/picture">
+                  <pic:nvPicPr>
+                    <pic:cNvPr id="9" name="Picture 9"/>
+                    <pic:cNvPicPr>
+                      <a:picLocks noChangeAspect="1"/>
+                    </pic:cNvPicPr>
+                  </pic:nvPicPr>
+                  <pic:blipFill>
+                    <a:blip r:embed="rId12"/>
+                    <a:stretch>
+                      <a:fillRect/>
+                    </a:stretch>
+                  </pic:blipFill>
+                  <pic:spPr>
+                    <a:xfrm>
+                      <a:off x="0" y="0"/>
+                      <a:ext cx="5273040" cy="701040"/>
+                    </a:xfrm>
+                    <a:prstGeom prst="rect">
+                      <a:avLst/>
+                    </a:prstGeom>
+                    <a:noFill/>
+                    <a:ln>
+                      <a:noFill/>
+                    </a:ln>
+                  </pic:spPr>
+                </pic:pic>
+              </a:graphicData>
+            </a:graphic>
+          </wp:inline>
+        </w:drawing>
+      </w:r>
+    </w:p>
+    <w:p>
+      <w:pPr>
+        <w:numPr>
+          <w:numId w:val="0"/>
+        </w:numPr>
+        <w:jc w:val="both"/>
+      </w:pPr>
+      <w:r>
+        <w:drawing>
+          <wp:inline distT="0" distB="0" distL="114300" distR="114300">
+            <wp:extent cx="5271135" cy="683260"/>
+            <wp:effectExtent l="0" t="0" r="1905" b="2540"/>
+            <wp:docPr id="10" name="Picture 10"/>
+            <wp:cNvGraphicFramePr>
+              <a:graphicFrameLocks xmlns:a="http://schemas.openxmlformats.org/drawingml/2006/main" noChangeAspect="1"/>
+            </wp:cNvGraphicFramePr>
+            <a:graphic xmlns:a="http://schemas.openxmlformats.org/drawingml/2006/main">
+              <a:graphicData uri="http://schemas.openxmlformats.org/drawingml/2006/picture">
+                <pic:pic xmlns:pic="http://schemas.openxmlformats.org/drawingml/2006/picture">
+                  <pic:nvPicPr>
+                    <pic:cNvPr id="10" name="Picture 10"/>
+                    <pic:cNvPicPr>
+                      <a:picLocks noChangeAspect="1"/>
+                    </pic:cNvPicPr>
+                  </pic:nvPicPr>
+                  <pic:blipFill>
+                    <a:blip r:embed="rId13"/>
+                    <a:stretch>
+                      <a:fillRect/>
+                    </a:stretch>
+                  </pic:blipFill>
+                  <pic:spPr>
+                    <a:xfrm>
+                      <a:off x="0" y="0"/>
+                      <a:ext cx="5271135" cy="683260"/>
+                    </a:xfrm>
+                    <a:prstGeom prst="rect">
+                      <a:avLst/>
+                    </a:prstGeom>
+                    <a:noFill/>
+                    <a:ln>
+                      <a:noFill/>
+                    </a:ln>
+                  </pic:spPr>
+                </pic:pic>
+              </a:graphicData>
+            </a:graphic>
+          </wp:inline>
+        </w:drawing>
+      </w:r>
+    </w:p>
+    <w:p>
+      <w:pPr>
+        <w:numPr>
+          <w:numId w:val="0"/>
+        </w:numPr>
+        <w:jc w:val="both"/>
+      </w:pPr>
+      <w:r>
+        <w:drawing>
+          <wp:inline distT="0" distB="0" distL="114300" distR="114300">
+            <wp:extent cx="3219450" cy="2299335"/>
+            <wp:effectExtent l="0" t="0" r="11430" b="1905"/>
+            <wp:docPr id="11" name="Picture 11"/>
+            <wp:cNvGraphicFramePr>
+              <a:graphicFrameLocks xmlns:a="http://schemas.openxmlformats.org/drawingml/2006/main" noChangeAspect="1"/>
+            </wp:cNvGraphicFramePr>
+            <a:graphic xmlns:a="http://schemas.openxmlformats.org/drawingml/2006/main">
+              <a:graphicData uri="http://schemas.openxmlformats.org/drawingml/2006/picture">
+                <pic:pic xmlns:pic="http://schemas.openxmlformats.org/drawingml/2006/picture">
+                  <pic:nvPicPr>
+                    <pic:cNvPr id="11" name="Picture 11"/>
+                    <pic:cNvPicPr>
+                      <a:picLocks noChangeAspect="1"/>
+                    </pic:cNvPicPr>
+                  </pic:nvPicPr>
+                  <pic:blipFill>
+                    <a:blip r:embed="rId14"/>
+                    <a:stretch>
+                      <a:fillRect/>
+                    </a:stretch>
+                  </pic:blipFill>
+                  <pic:spPr>
+                    <a:xfrm>
+                      <a:off x="0" y="0"/>
+                      <a:ext cx="3219450" cy="2299335"/>
+                    </a:xfrm>
+                    <a:prstGeom prst="rect">
+                      <a:avLst/>
+                    </a:prstGeom>
+                    <a:noFill/>
+                    <a:ln>
+                      <a:noFill/>
+                    </a:ln>
+                  </pic:spPr>
+                </pic:pic>
+              </a:graphicData>
+            </a:graphic>
+          </wp:inline>
+        </w:drawing>
+      </w:r>
+    </w:p>
+    <w:p>
+      <w:pPr>
+        <w:numPr>
+          <w:numId w:val="0"/>
+        </w:numPr>
+        <w:jc w:val="both"/>
+        <w:rPr>
+          <w:rFonts w:hint="default"/>
+          <w:lang w:val="en-US"/>
+        </w:rPr>
+      </w:pPr>
+      <w:r>
+        <w:drawing>
+          <wp:inline distT="0" distB="0" distL="114300" distR="114300">
+            <wp:extent cx="3028950" cy="1945640"/>
+            <wp:effectExtent l="0" t="0" r="3810" b="5080"/>
+            <wp:docPr id="12" name="Picture 12"/>
+            <wp:cNvGraphicFramePr>
+              <a:graphicFrameLocks xmlns:a="http://schemas.openxmlformats.org/drawingml/2006/main" noChangeAspect="1"/>
+            </wp:cNvGraphicFramePr>
+            <a:graphic xmlns:a="http://schemas.openxmlformats.org/drawingml/2006/main">
+              <a:graphicData uri="http://schemas.openxmlformats.org/drawingml/2006/picture">
+                <pic:pic xmlns:pic="http://schemas.openxmlformats.org/drawingml/2006/picture">
+                  <pic:nvPicPr>
+                    <pic:cNvPr id="12" name="Picture 12"/>
+                    <pic:cNvPicPr>
+                      <a:picLocks noChangeAspect="1"/>
+                    </pic:cNvPicPr>
+                  </pic:nvPicPr>
+                  <pic:blipFill>
+                    <a:blip r:embed="rId15"/>
+                    <a:stretch>
+                      <a:fillRect/>
+                    </a:stretch>
+                  </pic:blipFill>
+                  <pic:spPr>
+                    <a:xfrm>
+                      <a:off x="0" y="0"/>
+                      <a:ext cx="3028950" cy="1945640"/>
+                    </a:xfrm>
+                    <a:prstGeom prst="rect">
+                      <a:avLst/>
+                    </a:prstGeom>
+                    <a:noFill/>
+                    <a:ln>
+                      <a:noFill/>
+                    </a:ln>
+                  </pic:spPr>
+                </pic:pic>
+              </a:graphicData>
+            </a:graphic>
+          </wp:inline>
+        </w:drawing>
+      </w:r>
     </w:p>
     <w:p>
       <w:pPr>
